--- a/ТЗ Дипломная работа React.docx
+++ b/ТЗ Дипломная работа React.docx
@@ -1,89 +1,280 @@
 
 <file path=word/document.xml><?xml version="1.0" encoding="utf-8"?>
-<w:document xmlns:wpc="http://schemas.microsoft.com/office/word/2010/wordprocessingCanvas" xmlns:cx="http://schemas.microsoft.com/office/drawing/2014/chartex" xmlns:cx1="http://schemas.microsoft.com/office/drawing/2015/9/8/chartex" xmlns:cx2="http://schemas.microsoft.com/office/drawing/2015/10/21/chartex" xmlns:cx3="http://schemas.microsoft.com/office/drawing/2016/5/9/chartex" xmlns:cx4="http://schemas.microsoft.com/office/drawing/2016/5/10/chartex" xmlns:cx5="http://schemas.microsoft.com/office/drawing/2016/5/11/chartex" xmlns:cx6="http://schemas.microsoft.com/office/drawing/2016/5/12/chartex" xmlns:cx7="http://schemas.microsoft.com/office/drawing/2016/5/13/chartex" xmlns:cx8="http://schemas.microsoft.com/office/drawing/2016/5/14/chartex" xmlns:mc="http://schemas.openxmlformats.org/markup-compatibility/2006" xmlns:aink="http://schemas.microsoft.com/office/drawing/2016/ink" xmlns:am3d="http://schemas.microsoft.com/office/drawing/2017/model3d" xmlns:o="urn:schemas-microsoft-com:office:office" xmlns:r="http://schemas.openxmlformats.org/officeDocument/2006/relationships" xmlns:m="http://schemas.openxmlformats.org/officeDocument/2006/math" xmlns:v="urn:schemas-microsoft-com:vml" xmlns:wp14="http://schemas.microsoft.com/office/word/2010/wordprocessingDrawing" xmlns:wp="http://schemas.openxmlformats.org/drawingml/2006/wordprocessingDrawing" xmlns:w10="urn:schemas-microsoft-com:office:word" xmlns:w="http://schemas.openxmlformats.org/wordprocessingml/2006/main" xmlns:w14="http://schemas.microsoft.com/office/word/2010/wordml" xmlns:w15="http://schemas.microsoft.com/office/word/2012/wordml" xmlns:w16cid="http://schemas.microsoft.com/office/word/2016/wordml/cid" xmlns:w16se="http://schemas.microsoft.com/office/word/2015/wordml/symex" xmlns:wpg="http://schemas.microsoft.com/office/word/2010/wordprocessingGroup" xmlns:wpi="http://schemas.microsoft.com/office/word/2010/wordprocessingInk" xmlns:wne="http://schemas.microsoft.com/office/word/2006/wordml" xmlns:wps="http://schemas.microsoft.com/office/word/2010/wordprocessingShape" mc:Ignorable="w14 w15 w16se w16cid wp14">
+<w:document xmlns:wpc="http://schemas.microsoft.com/office/word/2010/wordprocessingCanvas" xmlns:cx="http://schemas.microsoft.com/office/drawing/2014/chartex" xmlns:cx1="http://schemas.microsoft.com/office/drawing/2015/9/8/chartex" xmlns:cx2="http://schemas.microsoft.com/office/drawing/2015/10/21/chartex" xmlns:cx3="http://schemas.microsoft.com/office/drawing/2016/5/9/chartex" xmlns:cx4="http://schemas.microsoft.com/office/drawing/2016/5/10/chartex" xmlns:cx5="http://schemas.microsoft.com/office/drawing/2016/5/11/chartex" xmlns:cx6="http://schemas.microsoft.com/office/drawing/2016/5/12/chartex" xmlns:cx7="http://schemas.microsoft.com/office/drawing/2016/5/13/chartex" xmlns:cx8="http://schemas.microsoft.com/office/drawing/2016/5/14/chartex" xmlns:mc="http://schemas.openxmlformats.org/markup-compatibility/2006" xmlns:aink="http://schemas.microsoft.com/office/drawing/2016/ink" xmlns:am3d="http://schemas.microsoft.com/office/drawing/2017/model3d" xmlns:o="urn:schemas-microsoft-com:office:office" xmlns:oel="http://schemas.microsoft.com/office/2019/extlst" xmlns:r="http://schemas.openxmlformats.org/officeDocument/2006/relationships" xmlns:m="http://schemas.openxmlformats.org/officeDocument/2006/math" xmlns:v="urn:schemas-microsoft-com:vml" xmlns:wp14="http://schemas.microsoft.com/office/word/2010/wordprocessingDrawing" xmlns:wp="http://schemas.openxmlformats.org/drawingml/2006/wordprocessingDrawing" xmlns:w10="urn:schemas-microsoft-com:office:word" xmlns:w="http://schemas.openxmlformats.org/wordprocessingml/2006/main" xmlns:w14="http://schemas.microsoft.com/office/word/2010/wordml" xmlns:w15="http://schemas.microsoft.com/office/word/2012/wordml" xmlns:w16cex="http://schemas.microsoft.com/office/word/2018/wordml/cex" xmlns:w16cid="http://schemas.microsoft.com/office/word/2016/wordml/cid" xmlns:w16="http://schemas.microsoft.com/office/word/2018/wordml" xmlns:w16du="http://schemas.microsoft.com/office/word/2023/wordml/word16du" xmlns:w16sdtdh="http://schemas.microsoft.com/office/word/2020/wordml/sdtdatahash" xmlns:w16sdtfl="http://schemas.microsoft.com/office/word/2024/wordml/sdtformatlock" xmlns:w16se="http://schemas.microsoft.com/office/word/2015/wordml/symex" xmlns:wpg="http://schemas.microsoft.com/office/word/2010/wordprocessingGroup" xmlns:wpi="http://schemas.microsoft.com/office/word/2010/wordprocessingInk" xmlns:wne="http://schemas.microsoft.com/office/word/2006/wordml" xmlns:wps="http://schemas.microsoft.com/office/word/2010/wordprocessingShape" mc:Ignorable="w14 w15 w16se w16cid w16 w16cex w16sdtdh w16sdtfl w16du wp14">
   <w:body>
     <w:p>
       <w:pPr>
         <w:rPr>
-          <w:b/>
-          <w:sz w:val="28"/>
-          <w:szCs w:val="28"/>
           <w:shd w:val="clear" w:color="auto" w:fill="F4CCCC"/>
         </w:rPr>
       </w:pPr>
-      <w:r>
-        <w:rPr>
-          <w:sz w:val="28"/>
-          <w:szCs w:val="28"/>
-        </w:rPr>
-        <w:t>Старт дипломной работы:</w:t>
-      </w:r>
-      <w:r>
+    </w:p>
+    <w:p>
+      <w:pPr>
+        <w:rPr>
+          <w:b/>
+          <w:sz w:val="24"/>
+          <w:szCs w:val="24"/>
+        </w:rPr>
+      </w:pPr>
+      <w:r>
+        <w:rPr>
+          <w:b/>
+          <w:sz w:val="24"/>
+          <w:szCs w:val="24"/>
+          <w:lang w:val="ru-RU"/>
+        </w:rPr>
+        <w:t>М</w:t>
+      </w:r>
+      <w:proofErr w:type="spellStart"/>
+      <w:r>
+        <w:rPr>
+          <w:b/>
+          <w:sz w:val="24"/>
+          <w:szCs w:val="24"/>
+        </w:rPr>
+        <w:t>акет</w:t>
+      </w:r>
+      <w:proofErr w:type="spellEnd"/>
+      <w:r>
+        <w:rPr>
+          <w:b/>
+          <w:sz w:val="24"/>
+          <w:szCs w:val="24"/>
+        </w:rPr>
+        <w:t xml:space="preserve"> дипломной работы</w:t>
+      </w:r>
+      <w:r>
+        <w:rPr>
+          <w:b/>
+          <w:sz w:val="24"/>
+          <w:szCs w:val="24"/>
+          <w:lang w:val="ru-RU"/>
+        </w:rPr>
+        <w:t xml:space="preserve"> в папке </w:t>
+      </w:r>
+      <w:r>
+        <w:rPr>
+          <w:b/>
+          <w:sz w:val="24"/>
+          <w:szCs w:val="24"/>
+          <w:lang w:val="en-US"/>
+        </w:rPr>
+        <w:t>DIPLOMA</w:t>
+      </w:r>
+      <w:r>
+        <w:rPr>
+          <w:b/>
+          <w:sz w:val="24"/>
+          <w:szCs w:val="24"/>
+          <w:lang w:val="ru-RU"/>
+        </w:rPr>
+        <w:t xml:space="preserve"> (Coffee </w:t>
+      </w:r>
+      <w:proofErr w:type="spellStart"/>
+      <w:r>
+        <w:rPr>
+          <w:b/>
+          <w:sz w:val="24"/>
+          <w:szCs w:val="24"/>
+          <w:lang w:val="ru-RU"/>
+        </w:rPr>
+        <w:t>shop</w:t>
+      </w:r>
+      <w:proofErr w:type="spellEnd"/>
+      <w:r>
+        <w:rPr>
+          <w:b/>
+          <w:sz w:val="24"/>
+          <w:szCs w:val="24"/>
+          <w:lang w:val="ru-RU"/>
+        </w:rPr>
+        <w:t xml:space="preserve">) – </w:t>
+      </w:r>
+      <w:r>
+        <w:rPr>
+          <w:b/>
+          <w:sz w:val="24"/>
+          <w:szCs w:val="24"/>
+          <w:lang w:val="en-US"/>
+        </w:rPr>
+        <w:t>Figma</w:t>
+      </w:r>
+    </w:p>
+    <w:p>
+      <w:pPr>
+        <w:rPr>
+          <w:sz w:val="24"/>
+          <w:szCs w:val="24"/>
+        </w:rPr>
+      </w:pPr>
+    </w:p>
+    <w:p>
+      <w:pPr>
+        <w:rPr>
+          <w:b/>
+          <w:sz w:val="24"/>
+          <w:szCs w:val="24"/>
+          <w:lang w:val="ru-RU"/>
+        </w:rPr>
+      </w:pPr>
+      <w:r>
+        <w:rPr>
+          <w:b/>
+          <w:sz w:val="24"/>
+          <w:szCs w:val="24"/>
+          <w:lang w:val="ru-RU"/>
+        </w:rPr>
+        <w:t>Файл</w:t>
+      </w:r>
+      <w:r>
+        <w:rPr>
+          <w:b/>
+          <w:sz w:val="24"/>
+          <w:szCs w:val="24"/>
+        </w:rPr>
+        <w:t xml:space="preserve"> сервера для приложения</w:t>
+      </w:r>
+      <w:r>
+        <w:rPr>
+          <w:b/>
+          <w:sz w:val="24"/>
+          <w:szCs w:val="24"/>
+          <w:lang w:val="ru-RU"/>
+        </w:rPr>
+        <w:t xml:space="preserve"> в папке </w:t>
+      </w:r>
+      <w:r>
+        <w:rPr>
+          <w:b/>
+          <w:sz w:val="24"/>
+          <w:szCs w:val="24"/>
+          <w:lang w:val="en-US"/>
+        </w:rPr>
+        <w:t>DIPLOMA</w:t>
+      </w:r>
+      <w:r>
+        <w:rPr>
+          <w:b/>
+          <w:sz w:val="24"/>
+          <w:szCs w:val="24"/>
+          <w:lang w:val="ru-RU"/>
+        </w:rPr>
+        <w:t xml:space="preserve"> (</w:t>
+      </w:r>
+      <w:proofErr w:type="spellStart"/>
+      <w:proofErr w:type="gramStart"/>
+      <w:r>
+        <w:rPr>
+          <w:b/>
+          <w:sz w:val="24"/>
+          <w:szCs w:val="24"/>
+          <w:lang w:val="en-US"/>
+        </w:rPr>
+        <w:t>db</w:t>
+      </w:r>
+      <w:proofErr w:type="spellEnd"/>
+      <w:r>
+        <w:rPr>
+          <w:b/>
+          <w:sz w:val="24"/>
+          <w:szCs w:val="24"/>
+          <w:lang w:val="ru-RU"/>
+        </w:rPr>
+        <w:t>.</w:t>
+      </w:r>
+      <w:proofErr w:type="spellStart"/>
+      <w:r>
+        <w:rPr>
+          <w:b/>
+          <w:sz w:val="24"/>
+          <w:szCs w:val="24"/>
+          <w:lang w:val="en-US"/>
+        </w:rPr>
+        <w:t>json</w:t>
+      </w:r>
+      <w:proofErr w:type="spellEnd"/>
+      <w:proofErr w:type="gramEnd"/>
+      <w:r>
+        <w:rPr>
+          <w:b/>
+          <w:sz w:val="24"/>
+          <w:szCs w:val="24"/>
+          <w:lang w:val="ru-RU"/>
+        </w:rPr>
+        <w:t>)</w:t>
+      </w:r>
+    </w:p>
+    <w:p>
+      <w:pPr>
+        <w:rPr>
+          <w:b/>
+          <w:sz w:val="24"/>
+          <w:szCs w:val="24"/>
+          <w:lang w:val="ru-RU"/>
+        </w:rPr>
+      </w:pPr>
+      <w:r>
+        <w:rPr>
+          <w:sz w:val="24"/>
+          <w:szCs w:val="24"/>
+          <w:lang w:val="ru-RU"/>
+        </w:rPr>
+        <w:br/>
+      </w:r>
+      <w:r>
+        <w:rPr>
+          <w:b/>
+          <w:sz w:val="24"/>
+          <w:szCs w:val="24"/>
+        </w:rPr>
+        <w:t>Исходники</w:t>
+      </w:r>
+      <w:r>
+        <w:rPr>
+          <w:b/>
+          <w:sz w:val="24"/>
+          <w:szCs w:val="24"/>
+          <w:lang w:val="ru-RU"/>
+        </w:rPr>
+        <w:t xml:space="preserve">: </w:t>
+      </w:r>
+      <w:r>
+        <w:rPr>
+          <w:b/>
+          <w:sz w:val="24"/>
+          <w:szCs w:val="24"/>
+          <w:lang w:val="ru-RU"/>
+        </w:rPr>
+        <w:t xml:space="preserve">в </w:t>
+      </w:r>
+      <w:r>
+        <w:rPr>
+          <w:b/>
+          <w:sz w:val="24"/>
+          <w:szCs w:val="24"/>
+          <w:lang w:val="ru-RU"/>
+        </w:rPr>
+        <w:t>папке</w:t>
+      </w:r>
+      <w:r>
+        <w:rPr>
+          <w:b/>
+          <w:sz w:val="24"/>
+          <w:szCs w:val="24"/>
+          <w:lang w:val="ru-RU"/>
+        </w:rPr>
         <w:t xml:space="preserve"> </w:t>
       </w:r>
       <w:r>
         <w:rPr>
-          <w:shd w:val="clear" w:color="auto" w:fill="F4CCCC"/>
-        </w:rPr>
-        <w:t>09.02 07:00</w:t>
-      </w:r>
-    </w:p>
-    <w:p>
-      <w:pPr>
-        <w:rPr>
-          <w:sz w:val="28"/>
-          <w:szCs w:val="28"/>
-        </w:rPr>
-      </w:pPr>
-      <w:r>
-        <w:rPr>
-          <w:sz w:val="28"/>
-          <w:szCs w:val="28"/>
-        </w:rPr>
-        <w:t xml:space="preserve">Предварительный срок сдачи: </w:t>
-      </w:r>
-      <w:r>
-        <w:rPr>
-          <w:shd w:val="clear" w:color="auto" w:fill="F4CCCC"/>
-        </w:rPr>
-        <w:t>14.02 21:00</w:t>
-      </w:r>
-    </w:p>
-    <w:p>
-      <w:pPr>
-        <w:rPr>
-          <w:shd w:val="clear" w:color="auto" w:fill="F4CCCC"/>
-        </w:rPr>
-      </w:pPr>
-      <w:r>
-        <w:rPr>
-          <w:sz w:val="28"/>
-          <w:szCs w:val="28"/>
-        </w:rPr>
-        <w:t xml:space="preserve">Дедлайн (последний срок сдачи): </w:t>
-      </w:r>
-      <w:r>
-        <w:rPr>
-          <w:shd w:val="clear" w:color="auto" w:fill="F4CCCC"/>
-        </w:rPr>
-        <w:t>15.02 21:00</w:t>
-      </w:r>
-    </w:p>
-    <w:p>
-      <w:pPr>
-        <w:rPr>
-          <w:shd w:val="clear" w:color="auto" w:fill="F4CCCC"/>
-        </w:rPr>
-      </w:pPr>
-    </w:p>
-    <w:p>
-      <w:pPr>
-        <w:rPr>
-          <w:b/>
-          <w:sz w:val="24"/>
-          <w:szCs w:val="24"/>
-        </w:rPr>
-      </w:pPr>
+          <w:b/>
+          <w:sz w:val="24"/>
+          <w:szCs w:val="24"/>
+          <w:lang w:val="en-US"/>
+        </w:rPr>
+        <w:t>DIPLOMA</w:t>
+      </w:r>
       <w:r>
         <w:rPr>
           <w:b/>
@@ -91,25 +282,7 @@
           <w:szCs w:val="24"/>
           <w:lang w:val="ru-RU"/>
         </w:rPr>
-        <w:t>М</w:t>
-      </w:r>
-      <w:proofErr w:type="spellStart"/>
-      <w:r>
-        <w:rPr>
-          <w:b/>
-          <w:sz w:val="24"/>
-          <w:szCs w:val="24"/>
-        </w:rPr>
-        <w:t>акет</w:t>
-      </w:r>
-      <w:proofErr w:type="spellEnd"/>
-      <w:r>
-        <w:rPr>
-          <w:b/>
-          <w:sz w:val="24"/>
-          <w:szCs w:val="24"/>
-        </w:rPr>
-        <w:t xml:space="preserve"> дипломной работы</w:t>
+        <w:t xml:space="preserve"> (</w:t>
       </w:r>
       <w:r>
         <w:rPr>
@@ -118,7 +291,16 @@
           <w:szCs w:val="24"/>
           <w:lang w:val="ru-RU"/>
         </w:rPr>
-        <w:t xml:space="preserve"> в папке </w:t>
+        <w:t>архив</w:t>
+      </w:r>
+      <w:r>
+        <w:rPr>
+          <w:b/>
+          <w:sz w:val="24"/>
+          <w:szCs w:val="24"/>
+          <w:lang w:val="ru-RU"/>
+        </w:rPr>
+        <w:t xml:space="preserve"> </w:t>
       </w:r>
       <w:r>
         <w:rPr>
@@ -127,7 +309,7 @@
           <w:szCs w:val="24"/>
           <w:lang w:val="en-US"/>
         </w:rPr>
-        <w:t>DIPLOMA</w:t>
+        <w:t>diploma</w:t>
       </w:r>
       <w:r>
         <w:rPr>
@@ -136,9 +318,17 @@
           <w:szCs w:val="24"/>
           <w:lang w:val="ru-RU"/>
         </w:rPr>
-        <w:t xml:space="preserve"> (</w:t>
-      </w:r>
-      <w:proofErr w:type="spellStart"/>
+        <w:t>_</w:t>
+      </w:r>
+      <w:r>
+        <w:rPr>
+          <w:b/>
+          <w:sz w:val="24"/>
+          <w:szCs w:val="24"/>
+          <w:lang w:val="en-US"/>
+        </w:rPr>
+        <w:t>react</w:t>
+      </w:r>
       <w:r>
         <w:rPr>
           <w:b/>
@@ -146,297 +336,18 @@
           <w:szCs w:val="24"/>
           <w:lang w:val="ru-RU"/>
         </w:rPr>
-        <w:t>Coffee</w:t>
-      </w:r>
-      <w:proofErr w:type="spellEnd"/>
-      <w:r>
+        <w:t>)</w:t>
+      </w:r>
+    </w:p>
+    <w:p>
+      <w:pPr>
         <w:rPr>
           <w:b/>
           <w:sz w:val="24"/>
           <w:szCs w:val="24"/>
           <w:lang w:val="ru-RU"/>
         </w:rPr>
-        <w:t xml:space="preserve"> </w:t>
-      </w:r>
-      <w:proofErr w:type="spellStart"/>
-      <w:r>
-        <w:rPr>
-          <w:b/>
-          <w:sz w:val="24"/>
-          <w:szCs w:val="24"/>
-          <w:lang w:val="ru-RU"/>
-        </w:rPr>
-        <w:t>shop</w:t>
-      </w:r>
-      <w:proofErr w:type="spellEnd"/>
-      <w:r>
-        <w:rPr>
-          <w:b/>
-          <w:sz w:val="24"/>
-          <w:szCs w:val="24"/>
-          <w:lang w:val="ru-RU"/>
-        </w:rPr>
-        <w:t xml:space="preserve">) – </w:t>
-      </w:r>
-      <w:proofErr w:type="spellStart"/>
-      <w:r>
-        <w:rPr>
-          <w:b/>
-          <w:sz w:val="24"/>
-          <w:szCs w:val="24"/>
-          <w:lang w:val="en-US"/>
-        </w:rPr>
-        <w:t>Figma</w:t>
-      </w:r>
-      <w:proofErr w:type="spellEnd"/>
-    </w:p>
-    <w:p>
-      <w:pPr>
-        <w:rPr>
-          <w:sz w:val="24"/>
-          <w:szCs w:val="24"/>
-        </w:rPr>
-      </w:pPr>
-    </w:p>
-    <w:p>
-      <w:pPr>
-        <w:rPr>
-          <w:b/>
-          <w:sz w:val="24"/>
-          <w:szCs w:val="24"/>
-          <w:lang w:val="ru-RU"/>
-        </w:rPr>
-      </w:pPr>
-      <w:r>
-        <w:rPr>
-          <w:b/>
-          <w:sz w:val="24"/>
-          <w:szCs w:val="24"/>
-          <w:lang w:val="ru-RU"/>
-        </w:rPr>
-        <w:t>Файл</w:t>
-      </w:r>
-      <w:r>
-        <w:rPr>
-          <w:b/>
-          <w:sz w:val="24"/>
-          <w:szCs w:val="24"/>
-        </w:rPr>
-        <w:t xml:space="preserve"> сервера для приложения</w:t>
-      </w:r>
-      <w:r>
-        <w:rPr>
-          <w:b/>
-          <w:sz w:val="24"/>
-          <w:szCs w:val="24"/>
-          <w:lang w:val="ru-RU"/>
-        </w:rPr>
-        <w:t xml:space="preserve"> в папке </w:t>
-      </w:r>
-      <w:r>
-        <w:rPr>
-          <w:b/>
-          <w:sz w:val="24"/>
-          <w:szCs w:val="24"/>
-          <w:lang w:val="en-US"/>
-        </w:rPr>
-        <w:t>DIPLOMA</w:t>
-      </w:r>
-      <w:r>
-        <w:rPr>
-          <w:b/>
-          <w:sz w:val="24"/>
-          <w:szCs w:val="24"/>
-          <w:lang w:val="ru-RU"/>
-        </w:rPr>
-        <w:t xml:space="preserve"> (</w:t>
-      </w:r>
-      <w:proofErr w:type="spellStart"/>
-      <w:proofErr w:type="gramStart"/>
-      <w:r>
-        <w:rPr>
-          <w:b/>
-          <w:sz w:val="24"/>
-          <w:szCs w:val="24"/>
-          <w:lang w:val="en-US"/>
-        </w:rPr>
-        <w:t>db</w:t>
-      </w:r>
-      <w:proofErr w:type="spellEnd"/>
-      <w:r>
-        <w:rPr>
-          <w:b/>
-          <w:sz w:val="24"/>
-          <w:szCs w:val="24"/>
-          <w:lang w:val="ru-RU"/>
-        </w:rPr>
-        <w:t>.</w:t>
-      </w:r>
-      <w:r>
-        <w:rPr>
-          <w:b/>
-          <w:sz w:val="24"/>
-          <w:szCs w:val="24"/>
-          <w:lang w:val="en-US"/>
-        </w:rPr>
-        <w:t>json</w:t>
-      </w:r>
-      <w:proofErr w:type="gramEnd"/>
-      <w:r>
-        <w:rPr>
-          <w:b/>
-          <w:sz w:val="24"/>
-          <w:szCs w:val="24"/>
-          <w:lang w:val="ru-RU"/>
-        </w:rPr>
-        <w:t>)</w:t>
-      </w:r>
-    </w:p>
-    <w:p>
-      <w:pPr>
-        <w:rPr>
-          <w:b/>
-          <w:sz w:val="24"/>
-          <w:szCs w:val="24"/>
-          <w:lang w:val="ru-RU"/>
-        </w:rPr>
-      </w:pPr>
-      <w:r>
-        <w:rPr>
-          <w:sz w:val="24"/>
-          <w:szCs w:val="24"/>
-          <w:lang w:val="ru-RU"/>
-        </w:rPr>
-        <w:br/>
-      </w:r>
-      <w:r>
-        <w:rPr>
-          <w:b/>
-          <w:sz w:val="24"/>
-          <w:szCs w:val="24"/>
-        </w:rPr>
-        <w:t>Исходники</w:t>
-      </w:r>
-      <w:r>
-        <w:rPr>
-          <w:b/>
-          <w:sz w:val="24"/>
-          <w:szCs w:val="24"/>
-          <w:lang w:val="ru-RU"/>
-        </w:rPr>
-        <w:t xml:space="preserve">: </w:t>
-      </w:r>
-      <w:r>
-        <w:rPr>
-          <w:b/>
-          <w:sz w:val="24"/>
-          <w:szCs w:val="24"/>
-          <w:lang w:val="ru-RU"/>
-        </w:rPr>
-        <w:t xml:space="preserve">в </w:t>
-      </w:r>
-      <w:r>
-        <w:rPr>
-          <w:b/>
-          <w:sz w:val="24"/>
-          <w:szCs w:val="24"/>
-          <w:lang w:val="ru-RU"/>
-        </w:rPr>
-        <w:t>папке</w:t>
-      </w:r>
-      <w:r>
-        <w:rPr>
-          <w:b/>
-          <w:sz w:val="24"/>
-          <w:szCs w:val="24"/>
-          <w:lang w:val="ru-RU"/>
-        </w:rPr>
-        <w:t xml:space="preserve"> </w:t>
-      </w:r>
-      <w:r>
-        <w:rPr>
-          <w:b/>
-          <w:sz w:val="24"/>
-          <w:szCs w:val="24"/>
-          <w:lang w:val="en-US"/>
-        </w:rPr>
-        <w:t>DIPLOMA</w:t>
-      </w:r>
-      <w:r>
-        <w:rPr>
-          <w:b/>
-          <w:sz w:val="24"/>
-          <w:szCs w:val="24"/>
-          <w:lang w:val="ru-RU"/>
-        </w:rPr>
-        <w:t xml:space="preserve"> (</w:t>
-      </w:r>
-      <w:r>
-        <w:rPr>
-          <w:b/>
-          <w:sz w:val="24"/>
-          <w:szCs w:val="24"/>
-          <w:lang w:val="ru-RU"/>
-        </w:rPr>
-        <w:t>архив</w:t>
-      </w:r>
-      <w:r>
-        <w:rPr>
-          <w:b/>
-          <w:sz w:val="24"/>
-          <w:szCs w:val="24"/>
-          <w:lang w:val="ru-RU"/>
-        </w:rPr>
-        <w:t xml:space="preserve"> </w:t>
-      </w:r>
-      <w:r>
-        <w:rPr>
-          <w:b/>
-          <w:sz w:val="24"/>
-          <w:szCs w:val="24"/>
-          <w:lang w:val="en-US"/>
-        </w:rPr>
-        <w:t>diploma</w:t>
-      </w:r>
-      <w:r>
-        <w:rPr>
-          <w:b/>
-          <w:sz w:val="24"/>
-          <w:szCs w:val="24"/>
-          <w:lang w:val="ru-RU"/>
-        </w:rPr>
-        <w:t>_</w:t>
-      </w:r>
-      <w:r>
-        <w:rPr>
-          <w:b/>
-          <w:sz w:val="24"/>
-          <w:szCs w:val="24"/>
-          <w:lang w:val="en-US"/>
-        </w:rPr>
-        <w:t>react</w:t>
-      </w:r>
-      <w:r>
-        <w:rPr>
-          <w:b/>
-          <w:sz w:val="24"/>
-          <w:szCs w:val="24"/>
-          <w:lang w:val="ru-RU"/>
-        </w:rPr>
-        <w:t>)</w:t>
-      </w:r>
-    </w:p>
-    <w:p>
-      <w:pPr>
-        <w:rPr>
-          <w:b/>
-          <w:sz w:val="24"/>
-          <w:szCs w:val="24"/>
-          <w:lang w:val="ru-RU"/>
-        </w:rPr>
-      </w:pPr>
-      <w:bookmarkStart w:id="0" w:name="_GoBack"/>
-      <w:bookmarkEnd w:id="0"/>
+      </w:pPr>
     </w:p>
     <w:p>
       <w:pPr>
@@ -483,14 +394,12 @@
       <w:r>
         <w:t xml:space="preserve">В дипломном проекте мы используем только </w:t>
       </w:r>
-      <w:proofErr w:type="spellStart"/>
       <w:r>
         <w:rPr>
           <w:b/>
         </w:rPr>
         <w:t>React</w:t>
       </w:r>
-      <w:proofErr w:type="spellEnd"/>
       <w:r>
         <w:t xml:space="preserve">, без архитектурных библиотек по типу </w:t>
       </w:r>
@@ -560,15 +469,7 @@
         </w:numPr>
       </w:pPr>
       <w:r>
-        <w:t xml:space="preserve">Шрифт можно найти и подключить из </w:t>
-      </w:r>
-      <w:proofErr w:type="spellStart"/>
-      <w:r>
-        <w:t>Google</w:t>
-      </w:r>
-      <w:proofErr w:type="spellEnd"/>
-      <w:r>
-        <w:t xml:space="preserve"> </w:t>
+        <w:t xml:space="preserve">Шрифт можно найти и подключить из Google </w:t>
       </w:r>
       <w:proofErr w:type="spellStart"/>
       <w:r>
@@ -657,15 +558,7 @@
       </w:r>
       <w:proofErr w:type="spellEnd"/>
       <w:r>
-        <w:t xml:space="preserve">). Для её реализации используйте библиотеку </w:t>
-      </w:r>
-      <w:proofErr w:type="spellStart"/>
-      <w:r>
-        <w:t>React</w:t>
-      </w:r>
-      <w:proofErr w:type="spellEnd"/>
-      <w:r>
-        <w:t xml:space="preserve"> </w:t>
+        <w:t xml:space="preserve">). Для её реализации используйте библиотеку React </w:t>
       </w:r>
       <w:proofErr w:type="spellStart"/>
       <w:r>
@@ -797,7 +690,7 @@
           <w:szCs w:val="24"/>
         </w:rPr>
         <w:drawing>
-          <wp:inline distT="114300" distB="114300" distL="114300" distR="114300">
+          <wp:inline distT="114300" distB="114300" distL="114300" distR="114300" wp14:anchorId="6D720D4F" wp14:editId="4B758D34">
             <wp:extent cx="5734050" cy="1435100"/>
             <wp:effectExtent l="0" t="0" r="0" b="0"/>
             <wp:docPr id="6" name="image5.png"/>
@@ -838,62 +731,56 @@
           <w:szCs w:val="24"/>
         </w:rPr>
         <w:br/>
-      </w:r>
-      <w:r>
-        <w:rPr>
+        <w:t>Эта кнопка ведет на страницу “</w:t>
+      </w:r>
+      <w:proofErr w:type="spellStart"/>
+      <w:r>
+        <w:rPr>
+          <w:sz w:val="24"/>
+          <w:szCs w:val="24"/>
+        </w:rPr>
+        <w:t>Our</w:t>
+      </w:r>
+      <w:proofErr w:type="spellEnd"/>
+      <w:r>
+        <w:rPr>
+          <w:sz w:val="24"/>
+          <w:szCs w:val="24"/>
+        </w:rPr>
+        <w:t xml:space="preserve"> </w:t>
+      </w:r>
+      <w:proofErr w:type="spellStart"/>
+      <w:r>
+        <w:rPr>
+          <w:sz w:val="24"/>
+          <w:szCs w:val="24"/>
+        </w:rPr>
+        <w:t>coffee</w:t>
+      </w:r>
+      <w:proofErr w:type="spellEnd"/>
+      <w:r>
+        <w:rPr>
+          <w:sz w:val="24"/>
+          <w:szCs w:val="24"/>
+        </w:rPr>
+        <w:t>”</w:t>
+      </w:r>
+      <w:r>
+        <w:rPr>
+          <w:sz w:val="24"/>
+          <w:szCs w:val="24"/>
+        </w:rPr>
+        <w:br/>
+      </w:r>
+      <w:r>
+        <w:rPr>
+          <w:noProof/>
           <w:sz w:val="24"/>
           <w:szCs w:val="24"/>
         </w:rPr>
         <w:lastRenderedPageBreak/>
-        <w:t>Эта кнопка ведет на страницу “</w:t>
-      </w:r>
-      <w:proofErr w:type="spellStart"/>
-      <w:r>
-        <w:rPr>
-          <w:sz w:val="24"/>
-          <w:szCs w:val="24"/>
-        </w:rPr>
-        <w:t>Our</w:t>
-      </w:r>
-      <w:proofErr w:type="spellEnd"/>
-      <w:r>
-        <w:rPr>
-          <w:sz w:val="24"/>
-          <w:szCs w:val="24"/>
-        </w:rPr>
-        <w:t xml:space="preserve"> </w:t>
-      </w:r>
-      <w:proofErr w:type="spellStart"/>
-      <w:r>
-        <w:rPr>
-          <w:sz w:val="24"/>
-          <w:szCs w:val="24"/>
-        </w:rPr>
-        <w:t>coffee</w:t>
-      </w:r>
-      <w:proofErr w:type="spellEnd"/>
-      <w:r>
-        <w:rPr>
-          <w:sz w:val="24"/>
-          <w:szCs w:val="24"/>
-        </w:rPr>
-        <w:t>”</w:t>
-      </w:r>
-      <w:r>
-        <w:rPr>
-          <w:sz w:val="24"/>
-          <w:szCs w:val="24"/>
-        </w:rPr>
-        <w:br/>
-      </w:r>
-      <w:r>
-        <w:rPr>
-          <w:noProof/>
-          <w:sz w:val="24"/>
-          <w:szCs w:val="24"/>
-        </w:rPr>
         <w:drawing>
-          <wp:inline distT="114300" distB="114300" distL="114300" distR="114300">
+          <wp:inline distT="114300" distB="114300" distL="114300" distR="114300" wp14:anchorId="77B6E751" wp14:editId="3ED5100D">
             <wp:extent cx="4719638" cy="1669905"/>
             <wp:effectExtent l="0" t="0" r="0" b="0"/>
             <wp:docPr id="3" name="image9.png"/>
@@ -957,7 +844,7 @@
           <w:szCs w:val="24"/>
         </w:rPr>
         <w:drawing>
-          <wp:inline distT="114300" distB="114300" distL="114300" distR="114300">
+          <wp:inline distT="114300" distB="114300" distL="114300" distR="114300" wp14:anchorId="0ED5A5DB" wp14:editId="354881F3">
             <wp:extent cx="5734050" cy="977900"/>
             <wp:effectExtent l="0" t="0" r="0" b="0"/>
             <wp:docPr id="9" name="image10.png"/>
@@ -1045,23 +932,7 @@
           <w:sz w:val="24"/>
           <w:szCs w:val="24"/>
         </w:rPr>
-        <w:t>: страница “</w:t>
-      </w:r>
-      <w:proofErr w:type="spellStart"/>
-      <w:r>
-        <w:rPr>
-          <w:sz w:val="24"/>
-          <w:szCs w:val="24"/>
-        </w:rPr>
-        <w:t>For</w:t>
-      </w:r>
-      <w:proofErr w:type="spellEnd"/>
-      <w:r>
-        <w:rPr>
-          <w:sz w:val="24"/>
-          <w:szCs w:val="24"/>
-        </w:rPr>
-        <w:t xml:space="preserve"> </w:t>
+        <w:t xml:space="preserve">: страница “For </w:t>
       </w:r>
       <w:proofErr w:type="spellStart"/>
       <w:r>
@@ -1135,7 +1006,7 @@
           <w:szCs w:val="24"/>
         </w:rPr>
         <w:drawing>
-          <wp:inline distT="114300" distB="114300" distL="114300" distR="114300">
+          <wp:inline distT="114300" distB="114300" distL="114300" distR="114300" wp14:anchorId="39AE1461" wp14:editId="6650A38E">
             <wp:extent cx="5734050" cy="2222500"/>
             <wp:effectExtent l="0" t="0" r="0" b="0"/>
             <wp:docPr id="4" name="image7.png"/>
@@ -1227,15 +1098,15 @@
           <w:sz w:val="24"/>
           <w:szCs w:val="24"/>
         </w:rPr>
-        <w:t>” и “</w:t>
-      </w:r>
-      <w:proofErr w:type="spellStart"/>
-      <w:r>
-        <w:rPr>
-          <w:sz w:val="24"/>
-          <w:szCs w:val="24"/>
-        </w:rPr>
-        <w:t>For</w:t>
+        <w:t xml:space="preserve">” и “For </w:t>
+      </w:r>
+      <w:proofErr w:type="spellStart"/>
+      <w:r>
+        <w:rPr>
+          <w:sz w:val="24"/>
+          <w:szCs w:val="24"/>
+        </w:rPr>
+        <w:t>your</w:t>
       </w:r>
       <w:proofErr w:type="spellEnd"/>
       <w:r>
@@ -1251,22 +1122,6 @@
           <w:sz w:val="24"/>
           <w:szCs w:val="24"/>
         </w:rPr>
-        <w:t>your</w:t>
-      </w:r>
-      <w:proofErr w:type="spellEnd"/>
-      <w:r>
-        <w:rPr>
-          <w:sz w:val="24"/>
-          <w:szCs w:val="24"/>
-        </w:rPr>
-        <w:t xml:space="preserve"> </w:t>
-      </w:r>
-      <w:proofErr w:type="spellStart"/>
-      <w:r>
-        <w:rPr>
-          <w:sz w:val="24"/>
-          <w:szCs w:val="24"/>
-        </w:rPr>
         <w:t>pleasure</w:t>
       </w:r>
       <w:proofErr w:type="spellEnd"/>
@@ -1291,7 +1146,7 @@
           <w:szCs w:val="24"/>
         </w:rPr>
         <w:drawing>
-          <wp:inline distT="114300" distB="114300" distL="114300" distR="114300">
+          <wp:inline distT="114300" distB="114300" distL="114300" distR="114300" wp14:anchorId="3E9F6204" wp14:editId="03800EB8">
             <wp:extent cx="5734050" cy="1841500"/>
             <wp:effectExtent l="0" t="0" r="0" b="0"/>
             <wp:docPr id="8" name="image8.png"/>
@@ -1398,7 +1253,7 @@
           <w:szCs w:val="24"/>
         </w:rPr>
         <w:drawing>
-          <wp:inline distT="114300" distB="114300" distL="114300" distR="114300">
+          <wp:inline distT="114300" distB="114300" distL="114300" distR="114300" wp14:anchorId="62C16575" wp14:editId="305E37AF">
             <wp:extent cx="5734050" cy="1206500"/>
             <wp:effectExtent l="0" t="0" r="0" b="0"/>
             <wp:docPr id="5" name="image11.png"/>
@@ -1505,7 +1360,7 @@
           <w:szCs w:val="24"/>
         </w:rPr>
         <w:drawing>
-          <wp:inline distT="114300" distB="114300" distL="114300" distR="114300">
+          <wp:inline distT="114300" distB="114300" distL="114300" distR="114300" wp14:anchorId="298B09EB" wp14:editId="560851F0">
             <wp:extent cx="5734050" cy="965200"/>
             <wp:effectExtent l="0" t="0" r="0" b="0"/>
             <wp:docPr id="2" name="image6.png"/>
@@ -1564,39 +1419,7 @@
           <w:sz w:val="24"/>
           <w:szCs w:val="24"/>
         </w:rPr>
-        <w:t xml:space="preserve">Создать компонент - </w:t>
-      </w:r>
-      <w:proofErr w:type="spellStart"/>
-      <w:r>
-        <w:rPr>
-          <w:sz w:val="24"/>
-          <w:szCs w:val="24"/>
-        </w:rPr>
-        <w:t>спиннер</w:t>
-      </w:r>
-      <w:proofErr w:type="spellEnd"/>
-      <w:r>
-        <w:rPr>
-          <w:sz w:val="24"/>
-          <w:szCs w:val="24"/>
-        </w:rPr>
-        <w:t xml:space="preserve">, который будет показан при </w:t>
-      </w:r>
-      <w:proofErr w:type="spellStart"/>
-      <w:r>
-        <w:rPr>
-          <w:sz w:val="24"/>
-          <w:szCs w:val="24"/>
-        </w:rPr>
-        <w:t>подгрузке</w:t>
-      </w:r>
-      <w:proofErr w:type="spellEnd"/>
-      <w:r>
-        <w:rPr>
-          <w:sz w:val="24"/>
-          <w:szCs w:val="24"/>
-        </w:rPr>
-        <w:t xml:space="preserve"> данных с товарами.</w:t>
+        <w:t>Создать компонент - спиннер, который будет показан при подгрузке данных с товарами.</w:t>
       </w:r>
     </w:p>
     <w:p>
@@ -1835,7 +1658,7 @@
 </file>
 
 <file path=word/numbering.xml><?xml version="1.0" encoding="utf-8"?>
-<w:numbering xmlns:wpc="http://schemas.microsoft.com/office/word/2010/wordprocessingCanvas" xmlns:cx="http://schemas.microsoft.com/office/drawing/2014/chartex" xmlns:cx1="http://schemas.microsoft.com/office/drawing/2015/9/8/chartex" xmlns:cx2="http://schemas.microsoft.com/office/drawing/2015/10/21/chartex" xmlns:cx3="http://schemas.microsoft.com/office/drawing/2016/5/9/chartex" xmlns:cx4="http://schemas.microsoft.com/office/drawing/2016/5/10/chartex" xmlns:cx5="http://schemas.microsoft.com/office/drawing/2016/5/11/chartex" xmlns:cx6="http://schemas.microsoft.com/office/drawing/2016/5/12/chartex" xmlns:cx7="http://schemas.microsoft.com/office/drawing/2016/5/13/chartex" xmlns:cx8="http://schemas.microsoft.com/office/drawing/2016/5/14/chartex" xmlns:mc="http://schemas.openxmlformats.org/markup-compatibility/2006" xmlns:aink="http://schemas.microsoft.com/office/drawing/2016/ink" xmlns:am3d="http://schemas.microsoft.com/office/drawing/2017/model3d" xmlns:o="urn:schemas-microsoft-com:office:office" xmlns:r="http://schemas.openxmlformats.org/officeDocument/2006/relationships" xmlns:m="http://schemas.openxmlformats.org/officeDocument/2006/math" xmlns:v="urn:schemas-microsoft-com:vml" xmlns:wp14="http://schemas.microsoft.com/office/word/2010/wordprocessingDrawing" xmlns:wp="http://schemas.openxmlformats.org/drawingml/2006/wordprocessingDrawing" xmlns:w10="urn:schemas-microsoft-com:office:word" xmlns:w="http://schemas.openxmlformats.org/wordprocessingml/2006/main" xmlns:w14="http://schemas.microsoft.com/office/word/2010/wordml" xmlns:w15="http://schemas.microsoft.com/office/word/2012/wordml" xmlns:w16cid="http://schemas.microsoft.com/office/word/2016/wordml/cid" xmlns:w16se="http://schemas.microsoft.com/office/word/2015/wordml/symex" xmlns:wpg="http://schemas.microsoft.com/office/word/2010/wordprocessingGroup" xmlns:wpi="http://schemas.microsoft.com/office/word/2010/wordprocessingInk" xmlns:wne="http://schemas.microsoft.com/office/word/2006/wordml" xmlns:wps="http://schemas.microsoft.com/office/word/2010/wordprocessingShape" mc:Ignorable="w14 w15 w16se w16cid wp14">
+<w:numbering xmlns:wpc="http://schemas.microsoft.com/office/word/2010/wordprocessingCanvas" xmlns:cx="http://schemas.microsoft.com/office/drawing/2014/chartex" xmlns:cx1="http://schemas.microsoft.com/office/drawing/2015/9/8/chartex" xmlns:cx2="http://schemas.microsoft.com/office/drawing/2015/10/21/chartex" xmlns:cx3="http://schemas.microsoft.com/office/drawing/2016/5/9/chartex" xmlns:cx4="http://schemas.microsoft.com/office/drawing/2016/5/10/chartex" xmlns:cx5="http://schemas.microsoft.com/office/drawing/2016/5/11/chartex" xmlns:cx6="http://schemas.microsoft.com/office/drawing/2016/5/12/chartex" xmlns:cx7="http://schemas.microsoft.com/office/drawing/2016/5/13/chartex" xmlns:cx8="http://schemas.microsoft.com/office/drawing/2016/5/14/chartex" xmlns:mc="http://schemas.openxmlformats.org/markup-compatibility/2006" xmlns:aink="http://schemas.microsoft.com/office/drawing/2016/ink" xmlns:am3d="http://schemas.microsoft.com/office/drawing/2017/model3d" xmlns:o="urn:schemas-microsoft-com:office:office" xmlns:oel="http://schemas.microsoft.com/office/2019/extlst" xmlns:r="http://schemas.openxmlformats.org/officeDocument/2006/relationships" xmlns:m="http://schemas.openxmlformats.org/officeDocument/2006/math" xmlns:v="urn:schemas-microsoft-com:vml" xmlns:wp14="http://schemas.microsoft.com/office/word/2010/wordprocessingDrawing" xmlns:wp="http://schemas.openxmlformats.org/drawingml/2006/wordprocessingDrawing" xmlns:w10="urn:schemas-microsoft-com:office:word" xmlns:w="http://schemas.openxmlformats.org/wordprocessingml/2006/main" xmlns:w14="http://schemas.microsoft.com/office/word/2010/wordml" xmlns:w15="http://schemas.microsoft.com/office/word/2012/wordml" xmlns:w16cex="http://schemas.microsoft.com/office/word/2018/wordml/cex" xmlns:w16cid="http://schemas.microsoft.com/office/word/2016/wordml/cid" xmlns:w16="http://schemas.microsoft.com/office/word/2018/wordml" xmlns:w16du="http://schemas.microsoft.com/office/word/2023/wordml/word16du" xmlns:w16sdtdh="http://schemas.microsoft.com/office/word/2020/wordml/sdtdatahash" xmlns:w16sdtfl="http://schemas.microsoft.com/office/word/2024/wordml/sdtformatlock" xmlns:w16se="http://schemas.microsoft.com/office/word/2015/wordml/symex" xmlns:wpg="http://schemas.microsoft.com/office/word/2010/wordprocessingGroup" xmlns:wpi="http://schemas.microsoft.com/office/word/2010/wordprocessingInk" xmlns:wne="http://schemas.microsoft.com/office/word/2006/wordml" xmlns:wps="http://schemas.microsoft.com/office/word/2010/wordprocessingShape" mc:Ignorable="w14 w15 w16se w16cid w16 w16cex w16sdtdh w16sdtfl w16du wp14">
   <w:abstractNum w:abstractNumId="0" w15:restartNumberingAfterBreak="0">
     <w:nsid w:val="5E496902"/>
     <w:multiLevelType w:val="multilevel"/>
@@ -2062,17 +1885,17 @@
       </w:rPr>
     </w:lvl>
   </w:abstractNum>
-  <w:num w:numId="1">
+  <w:num w:numId="1" w16cid:durableId="1530683411">
     <w:abstractNumId w:val="1"/>
   </w:num>
-  <w:num w:numId="2">
+  <w:num w:numId="2" w16cid:durableId="915283618">
     <w:abstractNumId w:val="0"/>
   </w:num>
 </w:numbering>
 </file>
 
 <file path=word/styles.xml><?xml version="1.0" encoding="utf-8"?>
-<w:styles xmlns:mc="http://schemas.openxmlformats.org/markup-compatibility/2006" xmlns:r="http://schemas.openxmlformats.org/officeDocument/2006/relationships" xmlns:w="http://schemas.openxmlformats.org/wordprocessingml/2006/main" xmlns:w14="http://schemas.microsoft.com/office/word/2010/wordml" xmlns:w15="http://schemas.microsoft.com/office/word/2012/wordml" xmlns:w16cid="http://schemas.microsoft.com/office/word/2016/wordml/cid" xmlns:w16se="http://schemas.microsoft.com/office/word/2015/wordml/symex" mc:Ignorable="w14 w15 w16se w16cid">
+<w:styles xmlns:mc="http://schemas.openxmlformats.org/markup-compatibility/2006" xmlns:r="http://schemas.openxmlformats.org/officeDocument/2006/relationships" xmlns:w="http://schemas.openxmlformats.org/wordprocessingml/2006/main" xmlns:w14="http://schemas.microsoft.com/office/word/2010/wordml" xmlns:w15="http://schemas.microsoft.com/office/word/2012/wordml" xmlns:w16cex="http://schemas.microsoft.com/office/word/2018/wordml/cex" xmlns:w16cid="http://schemas.microsoft.com/office/word/2016/wordml/cid" xmlns:w16="http://schemas.microsoft.com/office/word/2018/wordml" xmlns:w16du="http://schemas.microsoft.com/office/word/2023/wordml/word16du" xmlns:w16sdtdh="http://schemas.microsoft.com/office/word/2020/wordml/sdtdatahash" xmlns:w16sdtfl="http://schemas.microsoft.com/office/word/2024/wordml/sdtformatlock" xmlns:w16se="http://schemas.microsoft.com/office/word/2015/wordml/symex" mc:Ignorable="w14 w15 w16se w16cid w16 w16cex w16sdtdh w16sdtfl w16du">
   <w:docDefaults>
     <w:rPrDefault>
       <w:rPr>
